--- a/Introduccion a la Ingenieria/Kit docente/Clase 11/ExamLab Corte 2 - CLAVE DOCENTE.docx
+++ b/Introduccion a la Ingenieria/Kit docente/Clase 11/ExamLab Corte 2 - CLAVE DOCENTE.docx
@@ -9,7 +9,7 @@
           <w:color w:val="1A1C1D"/>
           <w:sz w:val="44"/>
         </w:rPr>
-        <w:t>CLAVE DOCENTE · Evaluación del Corte 2 (sesión 11)</w:t>
+        <w:t>CLAVE DOCENTE · Evaluación del Corte 2 (sesión 7)</w:t>
       </w:r>
     </w:p>
     <w:p>
@@ -38,6 +38,7 @@
       <w:r>
         <w:rPr>
           <w:rFonts w:ascii="Consolas" w:hAnsi="Consolas"/>
+          <w:b w:val="0"/>
           <w:i/>
           <w:color w:val="111111"/>
           <w:sz w:val="20"/>
@@ -93,7 +94,7 @@
           <w:color w:val="4A4A49"/>
           <w:sz w:val="22"/>
         </w:rPr>
-        <w:t xml:space="preserve"> las sesiones 7 a 11 · </w:t>
+        <w:t xml:space="preserve"> las Clases 7 a 11 · </w:t>
       </w:r>
       <w:r>
         <w:rPr>
@@ -206,7 +207,7 @@
           <w:color w:val="1A1C1D"/>
           <w:sz w:val="32"/>
         </w:rPr>
-        <w:t>Pregunta 1 · Seleccion unica · 7 pts · sale de la sesión 7</w:t>
+        <w:t>Pregunta 1 · Seleccion unica · 7 pts · sale de la Clase 7</w:t>
       </w:r>
     </w:p>
     <w:p>
@@ -351,7 +352,7 @@
           <w:color w:val="1A1C1D"/>
           <w:sz w:val="32"/>
         </w:rPr>
-        <w:t>Pregunta 2 · Seleccion multiple · 8 pts · sale de la sesión 7</w:t>
+        <w:t>Pregunta 2 · Seleccion multiple · 8 pts · sale de la Clase 7</w:t>
       </w:r>
     </w:p>
     <w:p>
@@ -509,7 +510,7 @@
           <w:color w:val="1A1C1D"/>
           <w:sz w:val="32"/>
         </w:rPr>
-        <w:t>Pregunta 3 · Respuesta escrita · 13 pts · sale de la sesión 7</w:t>
+        <w:t>Pregunta 3 · Respuesta escrita · 13 pts · sale de la Clase 7</w:t>
       </w:r>
     </w:p>
     <w:p>
@@ -777,7 +778,7 @@
           <w:color w:val="1A1C1D"/>
           <w:sz w:val="32"/>
         </w:rPr>
-        <w:t>Pregunta 4 · Seleccion unica · 8 pts · sale de la sesión 8</w:t>
+        <w:t>Pregunta 4 · Seleccion unica · 8 pts · sale de la Clase 8</w:t>
       </w:r>
     </w:p>
     <w:p>
@@ -922,7 +923,7 @@
           <w:color w:val="1A1C1D"/>
           <w:sz w:val="32"/>
         </w:rPr>
-        <w:t>Pregunta 5 · Respuesta escrita · 14 pts · sale de la sesión 8</w:t>
+        <w:t>Pregunta 5 · Respuesta escrita · 14 pts · sale de la Clase 8</w:t>
       </w:r>
     </w:p>
     <w:p>
@@ -1276,7 +1277,7 @@
           <w:color w:val="1A1C1D"/>
           <w:sz w:val="32"/>
         </w:rPr>
-        <w:t>Pregunta 6 · Seleccion multiple · 10 pts · sale de la sesión 9</w:t>
+        <w:t>Pregunta 6 · Seleccion multiple · 10 pts · sale de la Clase 9</w:t>
       </w:r>
     </w:p>
     <w:p>
@@ -1434,7 +1435,7 @@
           <w:color w:val="1A1C1D"/>
           <w:sz w:val="32"/>
         </w:rPr>
-        <w:t>Pregunta 7 · Respuesta escrita · 12 pts · sale de la sesión 9</w:t>
+        <w:t>Pregunta 7 · Respuesta escrita · 12 pts · sale de la Clase 9</w:t>
       </w:r>
     </w:p>
     <w:p>
@@ -1731,7 +1732,7 @@
           <w:color w:val="1A1C1D"/>
           <w:sz w:val="32"/>
         </w:rPr>
-        <w:t>Pregunta 8 · Seleccion unica · 8 pts · sale de la sesión 10</w:t>
+        <w:t>Pregunta 8 · Seleccion unica · 8 pts · sale de la Clase 10</w:t>
       </w:r>
     </w:p>
     <w:p>
@@ -1876,7 +1877,7 @@
           <w:color w:val="1A1C1D"/>
           <w:sz w:val="32"/>
         </w:rPr>
-        <w:t>Pregunta 9 · Seleccion multiple · 10 pts · sale de la sesión 10</w:t>
+        <w:t>Pregunta 9 · Seleccion multiple · 10 pts · sale de la Clase 10</w:t>
       </w:r>
     </w:p>
     <w:p>
@@ -2034,7 +2035,7 @@
           <w:color w:val="1A1C1D"/>
           <w:sz w:val="32"/>
         </w:rPr>
-        <w:t>Pregunta 10 · Respuesta escrita · 10 pts · sale de la sesión 11</w:t>
+        <w:t>Pregunta 10 · Respuesta escrita · 10 pts · sale de la Clase 11</w:t>
       </w:r>
     </w:p>
     <w:p>

--- a/Introduccion a la Ingenieria/Kit docente/Clase 11/ExamLab Corte 2 - CLAVE DOCENTE.docx
+++ b/Introduccion a la Ingenieria/Kit docente/Clase 11/ExamLab Corte 2 - CLAVE DOCENTE.docx
@@ -1063,7 +1063,7 @@
           <w:color w:val="4A4A49"/>
           <w:sz w:val="21"/>
         </w:rPr>
-        <w:t xml:space="preserve"> van a probar en la sesión 12 y </w:t>
+        <w:t xml:space="preserve"> van a probar en la Clase 12 y </w:t>
       </w:r>
       <w:r>
         <w:rPr>
